--- a/technical_docs/Roadmap_Task_Division.docx
+++ b/technical_docs/Roadmap_Task_Division.docx
@@ -405,7 +405,7 @@
               <w:rPr>
                 <w:rFonts w:ascii="Calibri" w:hAnsi="Calibri"/>
               </w:rPr>
-              <w:t>Tech Lead / Project Manager (20 năm kinh nghiệm)</w:t>
+              <w:t>Nhóm phát triển dự án SWP391</w:t>
             </w:r>
           </w:p>
         </w:tc>
@@ -460,7 +460,7 @@
               <w:rPr>
                 <w:rFonts w:ascii="Calibri" w:hAnsi="Calibri"/>
               </w:rPr>
-              <w:t>Sẵn sàng trình duyệt</w:t>
+              <w:t>Sẵn sàng báo cáo</w:t>
             </w:r>
           </w:p>
         </w:tc>
